--- a/Portal_Database_Design/APIs/Comment_APIs.docx
+++ b/Portal_Database_Design/APIs/Comment_APIs.docx
@@ -21,7 +21,7 @@
         <w:gridCol w:w="1601"/>
         <w:gridCol w:w="1612"/>
         <w:gridCol w:w="1606"/>
-        <w:gridCol w:w="1607"/>
+        <w:gridCol w:w="1606"/>
       </w:tblGrid>
       <w:tr>
         <w:trPr/>
@@ -137,7 +137,7 @@
         </w:tc>
         <w:tc>
           <w:tcPr>
-            <w:tcW w:w="1607" w:type="dxa"/>
+            <w:tcW w:w="1606" w:type="dxa"/>
             <w:tcBorders>
               <w:top w:val="single" w:sz="4" w:space="0" w:color="000000"/>
               <w:start w:val="single" w:sz="4" w:space="0" w:color="000000"/>
@@ -268,7 +268,7 @@
         </w:tc>
         <w:tc>
           <w:tcPr>
-            <w:tcW w:w="1607" w:type="dxa"/>
+            <w:tcW w:w="1606" w:type="dxa"/>
             <w:tcBorders>
               <w:start w:val="single" w:sz="4" w:space="0" w:color="000000"/>
               <w:bottom w:val="single" w:sz="4" w:space="0" w:color="000000"/>
@@ -398,7 +398,7 @@
         </w:tc>
         <w:tc>
           <w:tcPr>
-            <w:tcW w:w="1607" w:type="dxa"/>
+            <w:tcW w:w="1606" w:type="dxa"/>
             <w:tcBorders>
               <w:start w:val="single" w:sz="4" w:space="0" w:color="000000"/>
               <w:bottom w:val="single" w:sz="4" w:space="0" w:color="000000"/>
@@ -528,7 +528,7 @@
         </w:tc>
         <w:tc>
           <w:tcPr>
-            <w:tcW w:w="1607" w:type="dxa"/>
+            <w:tcW w:w="1606" w:type="dxa"/>
             <w:tcBorders>
               <w:start w:val="single" w:sz="4" w:space="0" w:color="000000"/>
               <w:bottom w:val="single" w:sz="4" w:space="0" w:color="000000"/>
@@ -658,7 +658,7 @@
         </w:tc>
         <w:tc>
           <w:tcPr>
-            <w:tcW w:w="1607" w:type="dxa"/>
+            <w:tcW w:w="1606" w:type="dxa"/>
             <w:tcBorders>
               <w:start w:val="single" w:sz="4" w:space="0" w:color="000000"/>
               <w:bottom w:val="single" w:sz="4" w:space="0" w:color="000000"/>
@@ -798,7 +798,7 @@
         </w:tc>
         <w:tc>
           <w:tcPr>
-            <w:tcW w:w="1607" w:type="dxa"/>
+            <w:tcW w:w="1606" w:type="dxa"/>
             <w:tcBorders>
               <w:start w:val="single" w:sz="4" w:space="0" w:color="000000"/>
               <w:bottom w:val="single" w:sz="4" w:space="0" w:color="000000"/>
@@ -928,7 +928,7 @@
         </w:tc>
         <w:tc>
           <w:tcPr>
-            <w:tcW w:w="1607" w:type="dxa"/>
+            <w:tcW w:w="1606" w:type="dxa"/>
             <w:tcBorders>
               <w:start w:val="single" w:sz="4" w:space="0" w:color="000000"/>
               <w:bottom w:val="single" w:sz="4" w:space="0" w:color="000000"/>
@@ -1349,8 +1349,8 @@
         <w:jc w:val="both"/>
         <w:rPr/>
       </w:pPr>
-      <w:bookmarkStart w:id="7" w:name="__DdeLink__190_3029720114"/>
-      <w:bookmarkStart w:id="8" w:name="__DdeLink__187_3029720114"/>
+      <w:bookmarkStart w:id="7" w:name="__DdeLink__187_3029720114"/>
+      <w:bookmarkStart w:id="8" w:name="__DdeLink__190_3029720114"/>
       <w:r>
         <w:rPr/>
         <w:t>Perform tests on mostly on Domain Integrity and Entity integrity with just very few tests on Referential Integrity.</w:t>
@@ -1386,24 +1386,27 @@
         </w:rPr>
       </w:pPr>
       <w:r>
-        <w:rPr/>
-      </w:r>
-    </w:p>
-    <w:p>
-      <w:pPr>
-        <w:pStyle w:val="Normal"/>
-        <w:bidi w:val="0"/>
-        <w:jc w:val="center"/>
         <w:rPr>
           <w:b/>
           <w:bCs/>
         </w:rPr>
-      </w:pPr>
-      <w:r>
+      </w:r>
+    </w:p>
+    <w:p>
+      <w:pPr>
+        <w:pStyle w:val="Normal"/>
+        <w:bidi w:val="0"/>
+        <w:jc w:val="center"/>
         <w:rPr>
           <w:b/>
           <w:bCs/>
         </w:rPr>
+      </w:pPr>
+      <w:r>
+        <w:rPr>
+          <w:b/>
+          <w:bCs/>
+        </w:rPr>
         <w:t>DATABASE TESTS</w:t>
       </w:r>
     </w:p>
@@ -1766,8 +1769,8 @@
           <w:bCs w:val="false"/>
         </w:rPr>
       </w:pPr>
-      <w:bookmarkStart w:id="19" w:name="__DdeLink__243_3513732324"/>
-      <w:bookmarkStart w:id="20" w:name="__DdeLink__230_3513732324"/>
+      <w:bookmarkStart w:id="19" w:name="__DdeLink__230_3513732324"/>
+      <w:bookmarkStart w:id="20" w:name="__DdeLink__243_3513732324"/>
       <w:r>
         <w:rPr>
           <w:b w:val="false"/>
@@ -1816,19 +1819,1187 @@
       <w:pPr>
         <w:pStyle w:val="Normal"/>
         <w:bidi w:val="0"/>
-        <w:jc w:val="both"/>
-        <w:rPr>
-          <w:b w:val="false"/>
-          <w:bCs w:val="false"/>
-        </w:rPr>
-      </w:pPr>
-      <w:r>
-        <w:rPr>
-          <w:b w:val="false"/>
-          <w:bCs w:val="false"/>
-        </w:rPr>
-        <w:t xml:space="preserve">   </w:t>
-      </w:r>
+        <w:jc w:val="center"/>
+        <w:rPr>
+          <w:b w:val="false"/>
+          <w:bCs w:val="false"/>
+        </w:rPr>
+      </w:pPr>
+      <w:r>
+        <w:rPr>
+          <w:b w:val="false"/>
+          <w:bCs w:val="false"/>
+        </w:rPr>
+        <w:t xml:space="preserve"> </w:t>
+      </w:r>
+    </w:p>
+    <w:p>
+      <w:pPr>
+        <w:pStyle w:val="Normal"/>
+        <w:bidi w:val="0"/>
+        <w:jc w:val="center"/>
+        <w:rPr>
+          <w:b w:val="false"/>
+          <w:bCs w:val="false"/>
+        </w:rPr>
+      </w:pPr>
+      <w:r>
+        <w:rPr/>
+      </w:r>
+    </w:p>
+    <w:p>
+      <w:pPr>
+        <w:pStyle w:val="Normal"/>
+        <w:bidi w:val="0"/>
+        <w:jc w:val="center"/>
+        <w:rPr>
+          <w:b w:val="false"/>
+          <w:bCs w:val="false"/>
+        </w:rPr>
+      </w:pPr>
+      <w:r>
+        <w:rPr/>
+      </w:r>
+    </w:p>
+    <w:p>
+      <w:pPr>
+        <w:pStyle w:val="Normal"/>
+        <w:bidi w:val="0"/>
+        <w:jc w:val="center"/>
+        <w:rPr>
+          <w:b w:val="false"/>
+          <w:bCs w:val="false"/>
+        </w:rPr>
+      </w:pPr>
+      <w:r>
+        <w:rPr/>
+      </w:r>
+    </w:p>
+    <w:p>
+      <w:pPr>
+        <w:pStyle w:val="Normal"/>
+        <w:bidi w:val="0"/>
+        <w:jc w:val="center"/>
+        <w:rPr>
+          <w:b w:val="false"/>
+          <w:bCs w:val="false"/>
+        </w:rPr>
+      </w:pPr>
+      <w:r>
+        <w:rPr/>
+      </w:r>
+    </w:p>
+    <w:p>
+      <w:pPr>
+        <w:pStyle w:val="Normal"/>
+        <w:bidi w:val="0"/>
+        <w:jc w:val="center"/>
+        <w:rPr>
+          <w:b w:val="false"/>
+          <w:bCs w:val="false"/>
+        </w:rPr>
+      </w:pPr>
+      <w:r>
+        <w:rPr/>
+      </w:r>
+    </w:p>
+    <w:p>
+      <w:pPr>
+        <w:pStyle w:val="Normal"/>
+        <w:bidi w:val="0"/>
+        <w:jc w:val="center"/>
+        <w:rPr>
+          <w:b w:val="false"/>
+          <w:bCs w:val="false"/>
+        </w:rPr>
+      </w:pPr>
+      <w:r>
+        <w:rPr/>
+      </w:r>
+    </w:p>
+    <w:p>
+      <w:pPr>
+        <w:pStyle w:val="Normal"/>
+        <w:bidi w:val="0"/>
+        <w:jc w:val="center"/>
+        <w:rPr>
+          <w:b w:val="false"/>
+          <w:bCs w:val="false"/>
+        </w:rPr>
+      </w:pPr>
+      <w:r>
+        <w:rPr/>
+      </w:r>
+    </w:p>
+    <w:p>
+      <w:pPr>
+        <w:pStyle w:val="Normal"/>
+        <w:bidi w:val="0"/>
+        <w:jc w:val="center"/>
+        <w:rPr>
+          <w:b w:val="false"/>
+          <w:bCs w:val="false"/>
+        </w:rPr>
+      </w:pPr>
+      <w:r>
+        <w:rPr/>
+      </w:r>
+    </w:p>
+    <w:p>
+      <w:pPr>
+        <w:pStyle w:val="Normal"/>
+        <w:bidi w:val="0"/>
+        <w:jc w:val="center"/>
+        <w:rPr>
+          <w:b w:val="false"/>
+          <w:bCs w:val="false"/>
+        </w:rPr>
+      </w:pPr>
+      <w:r>
+        <w:rPr/>
+      </w:r>
+    </w:p>
+    <w:p>
+      <w:pPr>
+        <w:pStyle w:val="Normal"/>
+        <w:bidi w:val="0"/>
+        <w:jc w:val="center"/>
+        <w:rPr>
+          <w:b w:val="false"/>
+          <w:bCs w:val="false"/>
+        </w:rPr>
+      </w:pPr>
+      <w:r>
+        <w:rPr/>
+      </w:r>
+    </w:p>
+    <w:p>
+      <w:pPr>
+        <w:pStyle w:val="Normal"/>
+        <w:bidi w:val="0"/>
+        <w:jc w:val="center"/>
+        <w:rPr>
+          <w:b w:val="false"/>
+          <w:bCs w:val="false"/>
+        </w:rPr>
+      </w:pPr>
+      <w:r>
+        <w:rPr/>
+      </w:r>
+    </w:p>
+    <w:p>
+      <w:pPr>
+        <w:pStyle w:val="Normal"/>
+        <w:bidi w:val="0"/>
+        <w:jc w:val="center"/>
+        <w:rPr>
+          <w:b w:val="false"/>
+          <w:bCs w:val="false"/>
+        </w:rPr>
+      </w:pPr>
+      <w:r>
+        <w:rPr/>
+      </w:r>
+    </w:p>
+    <w:p>
+      <w:pPr>
+        <w:pStyle w:val="Normal"/>
+        <w:bidi w:val="0"/>
+        <w:jc w:val="center"/>
+        <w:rPr>
+          <w:b w:val="false"/>
+          <w:bCs w:val="false"/>
+        </w:rPr>
+      </w:pPr>
+      <w:r>
+        <w:rPr/>
+      </w:r>
+    </w:p>
+    <w:p>
+      <w:pPr>
+        <w:pStyle w:val="Normal"/>
+        <w:bidi w:val="0"/>
+        <w:jc w:val="center"/>
+        <w:rPr>
+          <w:b w:val="false"/>
+          <w:bCs w:val="false"/>
+        </w:rPr>
+      </w:pPr>
+      <w:r>
+        <w:rPr>
+          <w:b/>
+          <w:bCs/>
+        </w:rPr>
+        <w:t>UNIT TESTS</w:t>
+      </w:r>
+    </w:p>
+    <w:p>
+      <w:pPr>
+        <w:pStyle w:val="Normal"/>
+        <w:bidi w:val="0"/>
+        <w:jc w:val="both"/>
+        <w:rPr>
+          <w:b w:val="false"/>
+          <w:bCs w:val="false"/>
+        </w:rPr>
+      </w:pPr>
+      <w:bookmarkStart w:id="21" w:name="__DdeLink__256_2354329402"/>
+      <w:bookmarkStart w:id="22" w:name="__DdeLink__245_2354329402"/>
+      <w:r>
+        <w:rPr>
+          <w:b w:val="false"/>
+          <w:bCs w:val="false"/>
+        </w:rPr>
+        <w:t>The following Unit Tests will use the methods of comments.service.ts and will bypass the DTOs.</w:t>
+      </w:r>
+    </w:p>
+    <w:p>
+      <w:pPr>
+        <w:pStyle w:val="Normal"/>
+        <w:bidi w:val="0"/>
+        <w:jc w:val="both"/>
+        <w:rPr>
+          <w:b w:val="false"/>
+          <w:bCs w:val="false"/>
+        </w:rPr>
+      </w:pPr>
+      <w:r>
+        <w:rPr/>
+      </w:r>
+    </w:p>
+    <w:p>
+      <w:pPr>
+        <w:pStyle w:val="Normal"/>
+        <w:bidi w:val="0"/>
+        <w:jc w:val="both"/>
+        <w:rPr>
+          <w:b w:val="false"/>
+          <w:bCs w:val="false"/>
+        </w:rPr>
+      </w:pPr>
+      <w:bookmarkStart w:id="23" w:name="__DdeLink__224_2354329402"/>
+      <w:bookmarkStart w:id="24" w:name="__DdeLink__221_2354329402"/>
+      <w:r>
+        <w:rPr>
+          <w:b w:val="false"/>
+          <w:bCs w:val="false"/>
+        </w:rPr>
+        <w:t>* Create a comment with the following data using createComment:</w:t>
+      </w:r>
+      <w:bookmarkEnd w:id="24"/>
+    </w:p>
+    <w:p>
+      <w:pPr>
+        <w:pStyle w:val="Normal"/>
+        <w:bidi w:val="0"/>
+        <w:jc w:val="both"/>
+        <w:rPr>
+          <w:b w:val="false"/>
+          <w:bCs w:val="false"/>
+        </w:rPr>
+      </w:pPr>
+      <w:r>
+        <w:rPr>
+          <w:rFonts w:ascii="Droid Sans Mono;monospace" w:hAnsi="Droid Sans Mono;monospace"/>
+          <w:b w:val="false"/>
+          <w:bCs w:val="false"/>
+          <w:color w:val="8B949E"/>
+          <w:sz w:val="21"/>
+          <w:shd w:fill="121314" w:val="clear"/>
+        </w:rPr>
+        <w:t>{</w:t>
+      </w:r>
+    </w:p>
+    <w:p>
+      <w:pPr>
+        <w:pStyle w:val="Normal"/>
+        <w:spacing w:lineRule="atLeast" w:line="285"/>
+        <w:ind w:hanging="0" w:start="0" w:end="0"/>
+        <w:rPr>
+          <w:rFonts w:ascii="Droid Sans Mono;monospace" w:hAnsi="Droid Sans Mono;monospace"/>
+          <w:b w:val="false"/>
+          <w:color w:val="8B949E"/>
+          <w:sz w:val="21"/>
+          <w:shd w:fill="121314" w:val="clear"/>
+        </w:rPr>
+      </w:pPr>
+      <w:r>
+        <w:rPr>
+          <w:rFonts w:ascii="Droid Sans Mono;monospace" w:hAnsi="Droid Sans Mono;monospace"/>
+          <w:b w:val="false"/>
+          <w:color w:val="8B949E"/>
+          <w:sz w:val="21"/>
+          <w:shd w:fill="121314" w:val="clear"/>
+        </w:rPr>
+        <w:t>"comment_id": 1</w:t>
+      </w:r>
+      <w:r>
+        <w:rPr>
+          <w:rFonts w:ascii="Droid Sans Mono;monospace" w:hAnsi="Droid Sans Mono;monospace"/>
+          <w:b w:val="false"/>
+          <w:color w:val="8B949E"/>
+          <w:sz w:val="21"/>
+          <w:shd w:fill="121314" w:val="clear"/>
+        </w:rPr>
+        <w:t>8</w:t>
+      </w:r>
+      <w:r>
+        <w:rPr>
+          <w:rFonts w:ascii="Droid Sans Mono;monospace" w:hAnsi="Droid Sans Mono;monospace"/>
+          <w:b w:val="false"/>
+          <w:color w:val="8B949E"/>
+          <w:sz w:val="21"/>
+          <w:shd w:fill="121314" w:val="clear"/>
+        </w:rPr>
+        <w:t>,,</w:t>
+      </w:r>
+    </w:p>
+    <w:p>
+      <w:pPr>
+        <w:pStyle w:val="Normal"/>
+        <w:spacing w:lineRule="atLeast" w:line="285"/>
+        <w:ind w:hanging="0" w:start="0" w:end="0"/>
+        <w:rPr>
+          <w:rFonts w:ascii="Droid Sans Mono;monospace" w:hAnsi="Droid Sans Mono;monospace"/>
+          <w:b w:val="false"/>
+          <w:color w:val="8B949E"/>
+          <w:sz w:val="21"/>
+          <w:shd w:fill="121314" w:val="clear"/>
+        </w:rPr>
+      </w:pPr>
+      <w:r>
+        <w:rPr>
+          <w:rFonts w:ascii="Droid Sans Mono;monospace" w:hAnsi="Droid Sans Mono;monospace"/>
+          <w:b w:val="false"/>
+          <w:color w:val="8B949E"/>
+          <w:sz w:val="21"/>
+          <w:shd w:fill="121314" w:val="clear"/>
+        </w:rPr>
+        <w:t>"comment_content": "</w:t>
+      </w:r>
+      <w:bookmarkStart w:id="25" w:name="__DdeLink__227_2354329402"/>
+      <w:r>
+        <w:rPr>
+          <w:rFonts w:ascii="Droid Sans Mono;monospace" w:hAnsi="Droid Sans Mono;monospace"/>
+          <w:b w:val="false"/>
+          <w:color w:val="8B949E"/>
+          <w:sz w:val="21"/>
+          <w:shd w:fill="121314" w:val="clear"/>
+        </w:rPr>
+        <w:t>Childless comment (comment_id 18)</w:t>
+      </w:r>
+      <w:bookmarkEnd w:id="25"/>
+      <w:r>
+        <w:rPr>
+          <w:rFonts w:ascii="Droid Sans Mono;monospace" w:hAnsi="Droid Sans Mono;monospace"/>
+          <w:b w:val="false"/>
+          <w:color w:val="8B949E"/>
+          <w:sz w:val="21"/>
+          <w:shd w:fill="121314" w:val="clear"/>
+        </w:rPr>
+        <w:t>",</w:t>
+      </w:r>
+    </w:p>
+    <w:p>
+      <w:pPr>
+        <w:pStyle w:val="Normal"/>
+        <w:spacing w:lineRule="atLeast" w:line="285"/>
+        <w:ind w:hanging="0" w:start="0" w:end="0"/>
+        <w:rPr>
+          <w:rFonts w:ascii="Droid Sans Mono;monospace" w:hAnsi="Droid Sans Mono;monospace"/>
+          <w:b w:val="false"/>
+          <w:color w:val="8B949E"/>
+          <w:sz w:val="21"/>
+          <w:shd w:fill="121314" w:val="clear"/>
+        </w:rPr>
+      </w:pPr>
+      <w:r>
+        <w:rPr>
+          <w:rFonts w:ascii="Droid Sans Mono;monospace" w:hAnsi="Droid Sans Mono;monospace"/>
+          <w:b w:val="false"/>
+          <w:color w:val="8B949E"/>
+          <w:sz w:val="21"/>
+          <w:shd w:fill="121314" w:val="clear"/>
+        </w:rPr>
+        <w:t>"comment_is_deleted": false,</w:t>
+      </w:r>
+    </w:p>
+    <w:p>
+      <w:pPr>
+        <w:pStyle w:val="Normal"/>
+        <w:spacing w:lineRule="atLeast" w:line="285"/>
+        <w:ind w:hanging="0" w:start="0" w:end="0"/>
+        <w:rPr>
+          <w:rFonts w:ascii="Droid Sans Mono;monospace" w:hAnsi="Droid Sans Mono;monospace"/>
+          <w:b w:val="false"/>
+          <w:color w:val="8B949E"/>
+          <w:sz w:val="21"/>
+          <w:shd w:fill="121314" w:val="clear"/>
+        </w:rPr>
+      </w:pPr>
+      <w:r>
+        <w:rPr>
+          <w:rFonts w:ascii="Droid Sans Mono;monospace" w:hAnsi="Droid Sans Mono;monospace"/>
+          <w:b w:val="false"/>
+          <w:color w:val="8B949E"/>
+          <w:sz w:val="21"/>
+          <w:shd w:fill="121314" w:val="clear"/>
+        </w:rPr>
+        <w:t>"post_id": 4,</w:t>
+      </w:r>
+    </w:p>
+    <w:p>
+      <w:pPr>
+        <w:pStyle w:val="Normal"/>
+        <w:spacing w:lineRule="atLeast" w:line="285"/>
+        <w:ind w:hanging="0" w:start="0" w:end="0"/>
+        <w:rPr>
+          <w:rFonts w:ascii="Droid Sans Mono;monospace" w:hAnsi="Droid Sans Mono;monospace"/>
+          <w:b w:val="false"/>
+          <w:color w:val="8B949E"/>
+          <w:sz w:val="21"/>
+          <w:shd w:fill="121314" w:val="clear"/>
+        </w:rPr>
+      </w:pPr>
+      <w:r>
+        <w:rPr>
+          <w:rFonts w:ascii="Droid Sans Mono;monospace" w:hAnsi="Droid Sans Mono;monospace"/>
+          <w:b w:val="false"/>
+          <w:color w:val="8B949E"/>
+          <w:sz w:val="21"/>
+          <w:shd w:fill="121314" w:val="clear"/>
+        </w:rPr>
+        <w:t xml:space="preserve">"user_id": </w:t>
+      </w:r>
+      <w:r>
+        <w:rPr>
+          <w:rFonts w:ascii="Droid Sans Mono;monospace" w:hAnsi="Droid Sans Mono;monospace"/>
+          <w:b w:val="false"/>
+          <w:color w:val="8B949E"/>
+          <w:sz w:val="21"/>
+          <w:shd w:fill="121314" w:val="clear"/>
+        </w:rPr>
+        <w:t>1</w:t>
+      </w:r>
+      <w:r>
+        <w:rPr>
+          <w:rFonts w:ascii="Droid Sans Mono;monospace" w:hAnsi="Droid Sans Mono;monospace"/>
+          <w:b w:val="false"/>
+          <w:color w:val="8B949E"/>
+          <w:sz w:val="21"/>
+          <w:shd w:fill="121314" w:val="clear"/>
+        </w:rPr>
+        <w:t>,</w:t>
+      </w:r>
+    </w:p>
+    <w:p>
+      <w:pPr>
+        <w:pStyle w:val="Normal"/>
+        <w:spacing w:lineRule="atLeast" w:line="285"/>
+        <w:ind w:hanging="0" w:start="0" w:end="0"/>
+        <w:rPr>
+          <w:rFonts w:ascii="Droid Sans Mono;monospace" w:hAnsi="Droid Sans Mono;monospace"/>
+          <w:b w:val="false"/>
+          <w:color w:val="8B949E"/>
+          <w:sz w:val="21"/>
+          <w:shd w:fill="121314" w:val="clear"/>
+        </w:rPr>
+      </w:pPr>
+      <w:r>
+        <w:rPr>
+          <w:rFonts w:ascii="Droid Sans Mono;monospace" w:hAnsi="Droid Sans Mono;monospace"/>
+          <w:b w:val="false"/>
+          <w:color w:val="8B949E"/>
+          <w:sz w:val="21"/>
+          <w:shd w:fill="121314" w:val="clear"/>
+        </w:rPr>
+        <w:t>"parent_id": null</w:t>
+      </w:r>
+    </w:p>
+    <w:p>
+      <w:pPr>
+        <w:pStyle w:val="Normal"/>
+        <w:spacing w:lineRule="atLeast" w:line="285"/>
+        <w:ind w:hanging="0" w:start="0" w:end="0"/>
+        <w:rPr>
+          <w:rFonts w:ascii="Droid Sans Mono;monospace" w:hAnsi="Droid Sans Mono;monospace"/>
+          <w:b w:val="false"/>
+          <w:color w:val="8B949E"/>
+          <w:sz w:val="21"/>
+          <w:shd w:fill="121314" w:val="clear"/>
+        </w:rPr>
+      </w:pPr>
+      <w:r>
+        <w:rPr>
+          <w:rFonts w:ascii="Droid Sans Mono;monospace" w:hAnsi="Droid Sans Mono;monospace"/>
+          <w:b w:val="false"/>
+          <w:color w:val="8B949E"/>
+          <w:sz w:val="21"/>
+          <w:shd w:fill="121314" w:val="clear"/>
+        </w:rPr>
+        <w:t>}</w:t>
+      </w:r>
+    </w:p>
+    <w:p>
+      <w:pPr>
+        <w:pStyle w:val="Normal"/>
+        <w:bidi w:val="0"/>
+        <w:jc w:val="both"/>
+        <w:rPr>
+          <w:b w:val="false"/>
+          <w:bCs w:val="false"/>
+        </w:rPr>
+      </w:pPr>
+      <w:bookmarkStart w:id="26" w:name="__DdeLink__224_2354329402"/>
+      <w:r>
+        <w:rPr>
+          <w:bCs w:val="false"/>
+        </w:rPr>
+        <w:t xml:space="preserve">Please populate the comment_date_created_as field with current date and time of Timestamptz format. </w:t>
+      </w:r>
+      <w:bookmarkEnd w:id="26"/>
+    </w:p>
+    <w:p>
+      <w:pPr>
+        <w:pStyle w:val="Normal"/>
+        <w:spacing w:lineRule="atLeast" w:line="285"/>
+        <w:ind w:hanging="0" w:start="0" w:end="0"/>
+        <w:rPr>
+          <w:rFonts w:ascii="Liberation Mono" w:hAnsi="Liberation Mono"/>
+          <w:b w:val="false"/>
+          <w:color w:val="8B949E"/>
+          <w:sz w:val="21"/>
+          <w:shd w:fill="121314" w:val="clear"/>
+        </w:rPr>
+      </w:pPr>
+      <w:r>
+        <w:rPr>
+          <w:rFonts w:ascii="Liberation Mono" w:hAnsi="Liberation Mono"/>
+          <w:b w:val="false"/>
+          <w:color w:val="8B949E"/>
+          <w:sz w:val="21"/>
+          <w:shd w:fill="121314" w:val="clear"/>
+        </w:rPr>
+      </w:r>
+    </w:p>
+    <w:p>
+      <w:pPr>
+        <w:pStyle w:val="Normal"/>
+        <w:bidi w:val="0"/>
+        <w:jc w:val="both"/>
+        <w:rPr>
+          <w:b w:val="false"/>
+          <w:bCs w:val="false"/>
+        </w:rPr>
+      </w:pPr>
+      <w:bookmarkStart w:id="27" w:name="__DdeLink__259_2354329402"/>
+      <w:bookmarkStart w:id="28" w:name="__DdeLink__221_2354329402_Copy_1"/>
+      <w:r>
+        <w:rPr>
+          <w:b w:val="false"/>
+          <w:bCs w:val="false"/>
+        </w:rPr>
+        <w:t>* Create a comment with the following data using createReply:</w:t>
+      </w:r>
+      <w:bookmarkEnd w:id="28"/>
+    </w:p>
+    <w:p>
+      <w:pPr>
+        <w:pStyle w:val="Normal"/>
+        <w:bidi w:val="0"/>
+        <w:jc w:val="both"/>
+        <w:rPr>
+          <w:b w:val="false"/>
+          <w:bCs w:val="false"/>
+        </w:rPr>
+      </w:pPr>
+      <w:r>
+        <w:rPr>
+          <w:rFonts w:ascii="Droid Sans Mono;monospace" w:hAnsi="Droid Sans Mono;monospace"/>
+          <w:b w:val="false"/>
+          <w:bCs w:val="false"/>
+          <w:color w:val="8B949E"/>
+          <w:sz w:val="21"/>
+          <w:shd w:fill="121314" w:val="clear"/>
+        </w:rPr>
+        <w:t>{</w:t>
+      </w:r>
+    </w:p>
+    <w:p>
+      <w:pPr>
+        <w:pStyle w:val="Normal"/>
+        <w:spacing w:lineRule="atLeast" w:line="285"/>
+        <w:ind w:hanging="0" w:start="0" w:end="0"/>
+        <w:rPr>
+          <w:rFonts w:ascii="Droid Sans Mono;monospace" w:hAnsi="Droid Sans Mono;monospace"/>
+          <w:b w:val="false"/>
+          <w:color w:val="8B949E"/>
+          <w:sz w:val="21"/>
+          <w:shd w:fill="121314" w:val="clear"/>
+        </w:rPr>
+      </w:pPr>
+      <w:r>
+        <w:rPr>
+          <w:rFonts w:ascii="Droid Sans Mono;monospace" w:hAnsi="Droid Sans Mono;monospace"/>
+          <w:b w:val="false"/>
+          <w:color w:val="8B949E"/>
+          <w:sz w:val="21"/>
+          <w:shd w:fill="121314" w:val="clear"/>
+        </w:rPr>
+        <w:t>"comment_id": 1</w:t>
+      </w:r>
+      <w:r>
+        <w:rPr>
+          <w:rFonts w:ascii="Droid Sans Mono;monospace" w:hAnsi="Droid Sans Mono;monospace"/>
+          <w:b w:val="false"/>
+          <w:color w:val="8B949E"/>
+          <w:sz w:val="21"/>
+          <w:shd w:fill="121314" w:val="clear"/>
+        </w:rPr>
+        <w:t>9</w:t>
+      </w:r>
+      <w:r>
+        <w:rPr>
+          <w:rFonts w:ascii="Droid Sans Mono;monospace" w:hAnsi="Droid Sans Mono;monospace"/>
+          <w:b w:val="false"/>
+          <w:color w:val="8B949E"/>
+          <w:sz w:val="21"/>
+          <w:shd w:fill="121314" w:val="clear"/>
+        </w:rPr>
+        <w:t>,,</w:t>
+      </w:r>
+    </w:p>
+    <w:p>
+      <w:pPr>
+        <w:pStyle w:val="Normal"/>
+        <w:spacing w:lineRule="atLeast" w:line="285"/>
+        <w:ind w:hanging="0" w:start="0" w:end="0"/>
+        <w:rPr>
+          <w:rFonts w:ascii="Droid Sans Mono;monospace" w:hAnsi="Droid Sans Mono;monospace"/>
+          <w:b w:val="false"/>
+          <w:color w:val="8B949E"/>
+          <w:sz w:val="21"/>
+          <w:shd w:fill="121314" w:val="clear"/>
+        </w:rPr>
+      </w:pPr>
+      <w:r>
+        <w:rPr>
+          <w:rFonts w:ascii="Droid Sans Mono;monospace" w:hAnsi="Droid Sans Mono;monospace"/>
+          <w:b w:val="false"/>
+          <w:color w:val="8B949E"/>
+          <w:sz w:val="21"/>
+          <w:shd w:fill="121314" w:val="clear"/>
+        </w:rPr>
+        <w:t>"comment_content": "</w:t>
+      </w:r>
+      <w:r>
+        <w:rPr>
+          <w:rFonts w:ascii="Droid Sans Mono;monospace" w:hAnsi="Droid Sans Mono;monospace"/>
+          <w:b w:val="false"/>
+          <w:color w:val="8B949E"/>
+          <w:sz w:val="21"/>
+          <w:shd w:fill="121314" w:val="clear"/>
+        </w:rPr>
+        <w:t>Child comment of comment with comment_id 19</w:t>
+      </w:r>
+      <w:r>
+        <w:rPr>
+          <w:rFonts w:ascii="Droid Sans Mono;monospace" w:hAnsi="Droid Sans Mono;monospace"/>
+          <w:b w:val="false"/>
+          <w:color w:val="8B949E"/>
+          <w:sz w:val="21"/>
+          <w:shd w:fill="121314" w:val="clear"/>
+        </w:rPr>
+        <w:t>",</w:t>
+      </w:r>
+    </w:p>
+    <w:p>
+      <w:pPr>
+        <w:pStyle w:val="Normal"/>
+        <w:spacing w:lineRule="atLeast" w:line="285"/>
+        <w:ind w:hanging="0" w:start="0" w:end="0"/>
+        <w:rPr>
+          <w:rFonts w:ascii="Droid Sans Mono;monospace" w:hAnsi="Droid Sans Mono;monospace"/>
+          <w:b w:val="false"/>
+          <w:color w:val="8B949E"/>
+          <w:sz w:val="21"/>
+          <w:shd w:fill="121314" w:val="clear"/>
+        </w:rPr>
+      </w:pPr>
+      <w:r>
+        <w:rPr>
+          <w:rFonts w:ascii="Droid Sans Mono;monospace" w:hAnsi="Droid Sans Mono;monospace"/>
+          <w:b w:val="false"/>
+          <w:color w:val="8B949E"/>
+          <w:sz w:val="21"/>
+          <w:shd w:fill="121314" w:val="clear"/>
+        </w:rPr>
+        <w:t>"comment_is_deleted": false,</w:t>
+      </w:r>
+    </w:p>
+    <w:p>
+      <w:pPr>
+        <w:pStyle w:val="Normal"/>
+        <w:spacing w:lineRule="atLeast" w:line="285"/>
+        <w:ind w:hanging="0" w:start="0" w:end="0"/>
+        <w:rPr>
+          <w:rFonts w:ascii="Droid Sans Mono;monospace" w:hAnsi="Droid Sans Mono;monospace"/>
+          <w:b w:val="false"/>
+          <w:color w:val="8B949E"/>
+          <w:sz w:val="21"/>
+          <w:shd w:fill="121314" w:val="clear"/>
+        </w:rPr>
+      </w:pPr>
+      <w:r>
+        <w:rPr>
+          <w:rFonts w:ascii="Droid Sans Mono;monospace" w:hAnsi="Droid Sans Mono;monospace"/>
+          <w:b w:val="false"/>
+          <w:color w:val="8B949E"/>
+          <w:sz w:val="21"/>
+          <w:shd w:fill="121314" w:val="clear"/>
+        </w:rPr>
+        <w:t>"post_id": 4,</w:t>
+      </w:r>
+    </w:p>
+    <w:p>
+      <w:pPr>
+        <w:pStyle w:val="Normal"/>
+        <w:spacing w:lineRule="atLeast" w:line="285"/>
+        <w:ind w:hanging="0" w:start="0" w:end="0"/>
+        <w:rPr>
+          <w:rFonts w:ascii="Droid Sans Mono;monospace" w:hAnsi="Droid Sans Mono;monospace"/>
+          <w:b w:val="false"/>
+          <w:color w:val="8B949E"/>
+          <w:sz w:val="21"/>
+          <w:shd w:fill="121314" w:val="clear"/>
+        </w:rPr>
+      </w:pPr>
+      <w:r>
+        <w:rPr>
+          <w:rFonts w:ascii="Droid Sans Mono;monospace" w:hAnsi="Droid Sans Mono;monospace"/>
+          <w:b w:val="false"/>
+          <w:color w:val="8B949E"/>
+          <w:sz w:val="21"/>
+          <w:shd w:fill="121314" w:val="clear"/>
+        </w:rPr>
+        <w:t xml:space="preserve">"user_id": </w:t>
+      </w:r>
+      <w:r>
+        <w:rPr>
+          <w:rFonts w:ascii="Droid Sans Mono;monospace" w:hAnsi="Droid Sans Mono;monospace"/>
+          <w:b w:val="false"/>
+          <w:color w:val="8B949E"/>
+          <w:sz w:val="21"/>
+          <w:shd w:fill="121314" w:val="clear"/>
+        </w:rPr>
+        <w:t>1</w:t>
+      </w:r>
+      <w:r>
+        <w:rPr>
+          <w:rFonts w:ascii="Droid Sans Mono;monospace" w:hAnsi="Droid Sans Mono;monospace"/>
+          <w:b w:val="false"/>
+          <w:color w:val="8B949E"/>
+          <w:sz w:val="21"/>
+          <w:shd w:fill="121314" w:val="clear"/>
+        </w:rPr>
+        <w:t>,</w:t>
+      </w:r>
+    </w:p>
+    <w:p>
+      <w:pPr>
+        <w:pStyle w:val="Normal"/>
+        <w:spacing w:lineRule="atLeast" w:line="285"/>
+        <w:ind w:hanging="0" w:start="0" w:end="0"/>
+        <w:rPr>
+          <w:rFonts w:ascii="Droid Sans Mono;monospace" w:hAnsi="Droid Sans Mono;monospace"/>
+          <w:b w:val="false"/>
+          <w:color w:val="8B949E"/>
+          <w:sz w:val="21"/>
+          <w:shd w:fill="121314" w:val="clear"/>
+        </w:rPr>
+      </w:pPr>
+      <w:r>
+        <w:rPr>
+          <w:rFonts w:ascii="Droid Sans Mono;monospace" w:hAnsi="Droid Sans Mono;monospace"/>
+          <w:b w:val="false"/>
+          <w:color w:val="8B949E"/>
+          <w:sz w:val="21"/>
+          <w:shd w:fill="121314" w:val="clear"/>
+        </w:rPr>
+        <w:t xml:space="preserve">"parent_id": </w:t>
+      </w:r>
+      <w:r>
+        <w:rPr>
+          <w:rFonts w:ascii="Droid Sans Mono;monospace" w:hAnsi="Droid Sans Mono;monospace"/>
+          <w:b w:val="false"/>
+          <w:color w:val="8B949E"/>
+          <w:sz w:val="21"/>
+          <w:shd w:fill="121314" w:val="clear"/>
+        </w:rPr>
+        <w:t>18,</w:t>
+      </w:r>
+    </w:p>
+    <w:p>
+      <w:pPr>
+        <w:pStyle w:val="Normal"/>
+        <w:spacing w:lineRule="atLeast" w:line="285"/>
+        <w:ind w:hanging="0" w:start="0" w:end="0"/>
+        <w:rPr>
+          <w:rFonts w:ascii="Droid Sans Mono;monospace" w:hAnsi="Droid Sans Mono;monospace"/>
+          <w:b w:val="false"/>
+          <w:color w:val="8B949E"/>
+          <w:sz w:val="21"/>
+          <w:shd w:fill="121314" w:val="clear"/>
+        </w:rPr>
+      </w:pPr>
+      <w:r>
+        <w:rPr>
+          <w:rFonts w:ascii="Droid Sans Mono;monospace" w:hAnsi="Droid Sans Mono;monospace"/>
+          <w:b w:val="false"/>
+          <w:color w:val="8B949E"/>
+          <w:sz w:val="21"/>
+          <w:shd w:fill="121314" w:val="clear"/>
+        </w:rPr>
+        <w:t>}</w:t>
+      </w:r>
+    </w:p>
+    <w:p>
+      <w:pPr>
+        <w:pStyle w:val="Normal"/>
+        <w:bidi w:val="0"/>
+        <w:jc w:val="both"/>
+        <w:rPr>
+          <w:b w:val="false"/>
+          <w:bCs w:val="false"/>
+        </w:rPr>
+      </w:pPr>
+      <w:bookmarkStart w:id="29" w:name="__DdeLink__259_2354329402"/>
+      <w:r>
+        <w:rPr>
+          <w:b w:val="false"/>
+          <w:bCs w:val="false"/>
+        </w:rPr>
+        <w:t xml:space="preserve">Please populate the comment_date_created_as field with current date and time of Timestamptz format. </w:t>
+      </w:r>
+      <w:bookmarkEnd w:id="29"/>
+    </w:p>
+    <w:p>
+      <w:pPr>
+        <w:pStyle w:val="Normal"/>
+        <w:bidi w:val="0"/>
+        <w:jc w:val="both"/>
+        <w:rPr>
+          <w:b w:val="false"/>
+          <w:bCs w:val="false"/>
+        </w:rPr>
+      </w:pPr>
+      <w:r>
+        <w:rPr/>
+      </w:r>
+    </w:p>
+    <w:p>
+      <w:pPr>
+        <w:pStyle w:val="Normal"/>
+        <w:bidi w:val="0"/>
+        <w:jc w:val="both"/>
+        <w:rPr>
+          <w:b w:val="false"/>
+          <w:bCs w:val="false"/>
+        </w:rPr>
+      </w:pPr>
+      <w:bookmarkStart w:id="30" w:name="__DdeLink__235_2354329402"/>
+      <w:r>
+        <w:rPr>
+          <w:b w:val="false"/>
+          <w:bCs w:val="false"/>
+        </w:rPr>
+        <w:t>* Display all comments for the post with post_id 4 using displayAllPostComments().</w:t>
+      </w:r>
+      <w:bookmarkEnd w:id="30"/>
+    </w:p>
+    <w:p>
+      <w:pPr>
+        <w:pStyle w:val="Normal"/>
+        <w:bidi w:val="0"/>
+        <w:jc w:val="both"/>
+        <w:rPr>
+          <w:b w:val="false"/>
+          <w:bCs w:val="false"/>
+        </w:rPr>
+      </w:pPr>
+      <w:r>
+        <w:rPr/>
+      </w:r>
+    </w:p>
+    <w:p>
+      <w:pPr>
+        <w:pStyle w:val="Normal"/>
+        <w:bidi w:val="0"/>
+        <w:jc w:val="both"/>
+        <w:rPr>
+          <w:b w:val="false"/>
+          <w:bCs w:val="false"/>
+        </w:rPr>
+      </w:pPr>
+      <w:bookmarkStart w:id="31" w:name="__DdeLink__229_2354329402"/>
+      <w:r>
+        <w:rPr>
+          <w:b w:val="false"/>
+          <w:bCs w:val="false"/>
+        </w:rPr>
+        <w:t xml:space="preserve">* Update the comment content of comment with comment_id 18 to be “UPDATED </w:t>
+      </w:r>
+      <w:r>
+        <w:rPr>
+          <w:rFonts w:ascii="Droid Sans Mono;monospace" w:hAnsi="Droid Sans Mono;monospace"/>
+          <w:b w:val="false"/>
+          <w:bCs w:val="false"/>
+          <w:color w:val="8B949E"/>
+          <w:sz w:val="21"/>
+          <w:shd w:fill="121314" w:val="clear"/>
+        </w:rPr>
+        <w:t>Childless comment (comment_id 18)</w:t>
+      </w:r>
+      <w:r>
+        <w:rPr>
+          <w:b w:val="false"/>
+          <w:bCs w:val="false"/>
+        </w:rPr>
+        <w:t xml:space="preserve">” using </w:t>
+      </w:r>
+      <w:bookmarkStart w:id="32" w:name="__DdeLink__231_2354329402"/>
+      <w:r>
+        <w:rPr>
+          <w:b w:val="false"/>
+          <w:bCs w:val="false"/>
+        </w:rPr>
+        <w:t>updateCommentContent()</w:t>
+      </w:r>
+      <w:bookmarkEnd w:id="32"/>
+      <w:r>
+        <w:rPr>
+          <w:b w:val="false"/>
+          <w:bCs w:val="false"/>
+        </w:rPr>
+        <w:t>.</w:t>
+      </w:r>
+      <w:bookmarkEnd w:id="31"/>
+    </w:p>
+    <w:p>
+      <w:pPr>
+        <w:pStyle w:val="Normal"/>
+        <w:bidi w:val="0"/>
+        <w:jc w:val="both"/>
+        <w:rPr>
+          <w:b w:val="false"/>
+          <w:bCs w:val="false"/>
+        </w:rPr>
+      </w:pPr>
+      <w:r>
+        <w:rPr/>
+      </w:r>
+    </w:p>
+    <w:p>
+      <w:pPr>
+        <w:pStyle w:val="Normal"/>
+        <w:bidi w:val="0"/>
+        <w:jc w:val="both"/>
+        <w:rPr>
+          <w:b w:val="false"/>
+          <w:bCs w:val="false"/>
+        </w:rPr>
+      </w:pPr>
+      <w:r>
+        <w:rPr>
+          <w:b w:val="false"/>
+          <w:bCs w:val="false"/>
+        </w:rPr>
+        <w:t xml:space="preserve">* Update the comment content of comment with comment_id 19 to be “UPDATED </w:t>
+      </w:r>
+      <w:r>
+        <w:rPr>
+          <w:rFonts w:ascii="Droid Sans Mono;monospace" w:hAnsi="Droid Sans Mono;monospace"/>
+          <w:b w:val="false"/>
+          <w:bCs w:val="false"/>
+          <w:color w:val="8B949E"/>
+          <w:sz w:val="21"/>
+          <w:shd w:fill="121314" w:val="clear"/>
+        </w:rPr>
+        <w:t>Childless comment (comment_id 19)</w:t>
+      </w:r>
+      <w:r>
+        <w:rPr>
+          <w:b w:val="false"/>
+          <w:bCs w:val="false"/>
+        </w:rPr>
+        <w:t>” using updateCommentContent().</w:t>
+      </w:r>
+    </w:p>
+    <w:p>
+      <w:pPr>
+        <w:pStyle w:val="Normal"/>
+        <w:bidi w:val="0"/>
+        <w:jc w:val="both"/>
+        <w:rPr>
+          <w:b w:val="false"/>
+          <w:bCs w:val="false"/>
+        </w:rPr>
+      </w:pPr>
+      <w:r>
+        <w:rPr/>
+      </w:r>
+    </w:p>
+    <w:p>
+      <w:pPr>
+        <w:pStyle w:val="Normal"/>
+        <w:bidi w:val="0"/>
+        <w:jc w:val="both"/>
+        <w:rPr>
+          <w:b w:val="false"/>
+          <w:bCs w:val="false"/>
+        </w:rPr>
+      </w:pPr>
+      <w:bookmarkStart w:id="33" w:name="__DdeLink__233_2354329402"/>
+      <w:r>
+        <w:rPr>
+          <w:b w:val="false"/>
+          <w:bCs w:val="false"/>
+        </w:rPr>
+        <w:t>* Soft-delete the comment with comment_id 18 using softDeleteComment().</w:t>
+      </w:r>
+      <w:bookmarkEnd w:id="33"/>
+    </w:p>
+    <w:p>
+      <w:pPr>
+        <w:pStyle w:val="Normal"/>
+        <w:bidi w:val="0"/>
+        <w:jc w:val="both"/>
+        <w:rPr>
+          <w:b w:val="false"/>
+          <w:bCs w:val="false"/>
+        </w:rPr>
+      </w:pPr>
+      <w:r>
+        <w:rPr/>
+      </w:r>
+    </w:p>
+    <w:p>
+      <w:pPr>
+        <w:pStyle w:val="Normal"/>
+        <w:bidi w:val="0"/>
+        <w:jc w:val="both"/>
+        <w:rPr>
+          <w:b w:val="false"/>
+          <w:bCs w:val="false"/>
+        </w:rPr>
+      </w:pPr>
+      <w:r>
+        <w:rPr>
+          <w:b w:val="false"/>
+          <w:bCs w:val="false"/>
+        </w:rPr>
+        <w:t>* Soft-delete the comment with comment_id 19 using softDeleteComment().</w:t>
+      </w:r>
+    </w:p>
+    <w:p>
+      <w:pPr>
+        <w:pStyle w:val="Normal"/>
+        <w:bidi w:val="0"/>
+        <w:jc w:val="both"/>
+        <w:rPr>
+          <w:b w:val="false"/>
+          <w:bCs w:val="false"/>
+        </w:rPr>
+      </w:pPr>
+      <w:r>
+        <w:rPr/>
+      </w:r>
+    </w:p>
+    <w:p>
+      <w:pPr>
+        <w:pStyle w:val="Normal"/>
+        <w:bidi w:val="0"/>
+        <w:jc w:val="both"/>
+        <w:rPr>
+          <w:b w:val="false"/>
+          <w:bCs w:val="false"/>
+        </w:rPr>
+      </w:pPr>
+      <w:r>
+        <w:rPr>
+          <w:b w:val="false"/>
+          <w:bCs w:val="false"/>
+        </w:rPr>
+        <w:t>* Display once again, all comments for the post with post_id 4 using displayAllPostComments().</w:t>
+      </w:r>
+    </w:p>
+    <w:p>
+      <w:pPr>
+        <w:pStyle w:val="Normal"/>
+        <w:bidi w:val="0"/>
+        <w:jc w:val="both"/>
+        <w:rPr>
+          <w:b w:val="false"/>
+          <w:bCs w:val="false"/>
+        </w:rPr>
+      </w:pPr>
+      <w:r>
+        <w:rPr/>
+      </w:r>
+    </w:p>
+    <w:p>
+      <w:pPr>
+        <w:pStyle w:val="Normal"/>
+        <w:bidi w:val="0"/>
+        <w:jc w:val="both"/>
+        <w:rPr>
+          <w:b w:val="false"/>
+          <w:bCs w:val="false"/>
+        </w:rPr>
+      </w:pPr>
+      <w:r>
+        <w:rPr>
+          <w:b w:val="false"/>
+          <w:bCs w:val="false"/>
+        </w:rPr>
+        <w:t>* Hard-delete the comment with comment_id 19 using hardDeleteComment().</w:t>
+      </w:r>
+    </w:p>
+    <w:p>
+      <w:pPr>
+        <w:pStyle w:val="Normal"/>
+        <w:bidi w:val="0"/>
+        <w:jc w:val="both"/>
+        <w:rPr>
+          <w:b w:val="false"/>
+          <w:bCs w:val="false"/>
+        </w:rPr>
+      </w:pPr>
+      <w:r>
+        <w:rPr/>
+      </w:r>
+    </w:p>
+    <w:p>
+      <w:pPr>
+        <w:pStyle w:val="Normal"/>
+        <w:bidi w:val="0"/>
+        <w:jc w:val="both"/>
+        <w:rPr>
+          <w:b w:val="false"/>
+          <w:bCs w:val="false"/>
+        </w:rPr>
+      </w:pPr>
+      <w:bookmarkStart w:id="34" w:name="__DdeLink__256_2354329402"/>
+      <w:bookmarkStart w:id="35" w:name="__DdeLink__245_2354329402"/>
+      <w:r>
+        <w:rPr>
+          <w:b w:val="false"/>
+          <w:bCs w:val="false"/>
+        </w:rPr>
+        <w:t>* Hard-delete the comment with comment_id 18 using hardDeleteComment().</w:t>
+      </w:r>
+      <w:bookmarkEnd w:id="34"/>
+      <w:bookmarkEnd w:id="35"/>
     </w:p>
     <w:sectPr>
       <w:type w:val="nextPage"/>
